--- a/storage/chetapyi/template/potemplate.docx
+++ b/storage/chetapyi/template/potemplate.docx
@@ -16,6 +16,8 @@
           <w:szCs w:val="20"/>
         </w:rPr>
       </w:pPr>
+      <w:bookmarkStart w:id="0" w:name="_GoBack"/>
+      <w:bookmarkEnd w:id="0"/>
     </w:p>
     <w:p>
       <w:pPr>
@@ -127,11 +129,35 @@
       </w:r>
       <w:r>
         <w:rPr>
+          <w:rFonts w:ascii="Arial" w:eastAsia="Arial Unicode MS" w:hAnsi="Arial" w:cs="Arial"/>
+          <w:sz w:val="20"/>
+          <w:szCs w:val="20"/>
+        </w:rPr>
+        <w:t>$</w:t>
+      </w:r>
+      <w:r>
+        <w:rPr>
+          <w:rFonts w:ascii="Arial" w:eastAsia="Arial Unicode MS" w:hAnsi="Arial" w:cs="Arial"/>
+          <w:sz w:val="20"/>
+          <w:szCs w:val="20"/>
+        </w:rPr>
+        <w:t>{CAMPO11}</w:t>
+      </w:r>
+      <w:r>
+        <w:rPr>
           <w:rFonts w:ascii="Arial Unicode MS" w:eastAsia="Arial Unicode MS" w:hAnsi="Arial Unicode MS" w:cs="Arial Unicode MS"/>
           <w:sz w:val="18"/>
           <w:szCs w:val="18"/>
         </w:rPr>
-        <w:t>$</w:t>
+        <w:t xml:space="preserve">, </w:t>
+      </w:r>
+      <w:r>
+        <w:rPr>
+          <w:rFonts w:ascii="Arial" w:eastAsia="Arial Unicode MS" w:hAnsi="Arial" w:cs="Arial"/>
+          <w:sz w:val="20"/>
+          <w:szCs w:val="20"/>
+        </w:rPr>
+        <w:t>con</w:t>
       </w:r>
       <w:r>
         <w:rPr>
@@ -139,7 +165,71 @@
           <w:sz w:val="18"/>
           <w:szCs w:val="18"/>
         </w:rPr>
-        <w:t>{CAMPO11}</w:t>
+        <w:t xml:space="preserve"> </w:t>
+      </w:r>
+      <w:r>
+        <w:rPr>
+          <w:rFonts w:ascii="Arial" w:eastAsia="Arial Unicode MS" w:hAnsi="Arial" w:cs="Arial"/>
+          <w:sz w:val="20"/>
+          <w:szCs w:val="20"/>
+        </w:rPr>
+        <w:t>$</w:t>
+      </w:r>
+      <w:r>
+        <w:rPr>
+          <w:rFonts w:ascii="Arial" w:eastAsia="Arial Unicode MS" w:hAnsi="Arial" w:cs="Arial"/>
+          <w:sz w:val="20"/>
+          <w:szCs w:val="20"/>
+        </w:rPr>
+        <w:t>{</w:t>
+      </w:r>
+      <w:r>
+        <w:rPr>
+          <w:rFonts w:ascii="Arial" w:eastAsia="Arial Unicode MS" w:hAnsi="Arial" w:cs="Arial"/>
+          <w:sz w:val="20"/>
+          <w:szCs w:val="20"/>
+        </w:rPr>
+        <w:t>CAMPO</w:t>
+      </w:r>
+      <w:r>
+        <w:rPr>
+          <w:rFonts w:ascii="Arial" w:eastAsia="Arial Unicode MS" w:hAnsi="Arial" w:cs="Arial"/>
+          <w:sz w:val="20"/>
+          <w:szCs w:val="20"/>
+        </w:rPr>
+        <w:t>12}</w:t>
+      </w:r>
+      <w:r>
+        <w:rPr>
+          <w:rFonts w:ascii="Arial" w:eastAsia="Arial Unicode MS" w:hAnsi="Arial" w:cs="Arial"/>
+          <w:sz w:val="20"/>
+          <w:szCs w:val="20"/>
+        </w:rPr>
+        <w:t xml:space="preserve"> ${CAMPO</w:t>
+      </w:r>
+      <w:r>
+        <w:rPr>
+          <w:rFonts w:ascii="Arial" w:eastAsia="Arial Unicode MS" w:hAnsi="Arial" w:cs="Arial"/>
+          <w:sz w:val="20"/>
+          <w:szCs w:val="20"/>
+        </w:rPr>
+        <w:t>33</w:t>
+      </w:r>
+      <w:r>
+        <w:rPr>
+          <w:rFonts w:ascii="Arial" w:eastAsia="Arial Unicode MS" w:hAnsi="Arial" w:cs="Arial"/>
+          <w:sz w:val="20"/>
+          <w:szCs w:val="20"/>
+        </w:rPr>
+        <w:t>}</w:t>
+      </w:r>
+      <w:r>
+        <w:rPr>
+          <w:rFonts w:ascii="Arial" w:eastAsia="Arial Unicode MS" w:hAnsi="Arial" w:cs="Arial"/>
+          <w:sz w:val="20"/>
+          <w:szCs w:val="20"/>
+        </w:rPr>
+        <w:t>,</w:t>
       </w:r>
       <w:r>
         <w:rPr>
@@ -147,22 +237,6 @@
           <w:sz w:val="18"/>
           <w:szCs w:val="18"/>
         </w:rPr>
-        <w:t xml:space="preserve">, </w:t>
-      </w:r>
-      <w:r>
-        <w:rPr>
-          <w:rFonts w:ascii="Arial" w:eastAsia="Arial Unicode MS" w:hAnsi="Arial" w:cs="Arial"/>
-          <w:sz w:val="20"/>
-          <w:szCs w:val="20"/>
-        </w:rPr>
-        <w:t>con</w:t>
-      </w:r>
-      <w:r>
-        <w:rPr>
-          <w:rFonts w:ascii="Arial Unicode MS" w:eastAsia="Arial Unicode MS" w:hAnsi="Arial Unicode MS" w:cs="Arial Unicode MS"/>
-          <w:sz w:val="18"/>
-          <w:szCs w:val="18"/>
-        </w:rPr>
         <w:t xml:space="preserve"> </w:t>
       </w:r>
       <w:r>
@@ -171,78 +245,6 @@
           <w:sz w:val="20"/>
           <w:szCs w:val="20"/>
         </w:rPr>
-        <w:t>$</w:t>
-      </w:r>
-      <w:r>
-        <w:rPr>
-          <w:rFonts w:ascii="Arial" w:eastAsia="Arial Unicode MS" w:hAnsi="Arial" w:cs="Arial"/>
-          <w:sz w:val="20"/>
-          <w:szCs w:val="20"/>
-        </w:rPr>
-        <w:t>{</w:t>
-      </w:r>
-      <w:r>
-        <w:rPr>
-          <w:rFonts w:ascii="Arial" w:eastAsia="Arial Unicode MS" w:hAnsi="Arial" w:cs="Arial"/>
-          <w:sz w:val="20"/>
-          <w:szCs w:val="20"/>
-        </w:rPr>
-        <w:t>CAMPO</w:t>
-      </w:r>
-      <w:r>
-        <w:rPr>
-          <w:rFonts w:ascii="Arial" w:eastAsia="Arial Unicode MS" w:hAnsi="Arial" w:cs="Arial"/>
-          <w:sz w:val="20"/>
-          <w:szCs w:val="20"/>
-        </w:rPr>
-        <w:t>12}</w:t>
-      </w:r>
-      <w:r>
-        <w:rPr>
-          <w:rFonts w:ascii="Arial" w:eastAsia="Arial Unicode MS" w:hAnsi="Arial" w:cs="Arial"/>
-          <w:sz w:val="20"/>
-          <w:szCs w:val="20"/>
-        </w:rPr>
-        <w:t xml:space="preserve"> ${CAMPO</w:t>
-      </w:r>
-      <w:r>
-        <w:rPr>
-          <w:rFonts w:ascii="Arial" w:eastAsia="Arial Unicode MS" w:hAnsi="Arial" w:cs="Arial"/>
-          <w:sz w:val="20"/>
-          <w:szCs w:val="20"/>
-        </w:rPr>
-        <w:t>33</w:t>
-      </w:r>
-      <w:r>
-        <w:rPr>
-          <w:rFonts w:ascii="Arial" w:eastAsia="Arial Unicode MS" w:hAnsi="Arial" w:cs="Arial"/>
-          <w:sz w:val="20"/>
-          <w:szCs w:val="20"/>
-        </w:rPr>
-        <w:t>}</w:t>
-      </w:r>
-      <w:r>
-        <w:rPr>
-          <w:rFonts w:ascii="Arial" w:eastAsia="Arial Unicode MS" w:hAnsi="Arial" w:cs="Arial"/>
-          <w:sz w:val="20"/>
-          <w:szCs w:val="20"/>
-        </w:rPr>
-        <w:t>,</w:t>
-      </w:r>
-      <w:r>
-        <w:rPr>
-          <w:rFonts w:ascii="Arial Unicode MS" w:eastAsia="Arial Unicode MS" w:hAnsi="Arial Unicode MS" w:cs="Arial Unicode MS"/>
-          <w:sz w:val="18"/>
-          <w:szCs w:val="18"/>
-        </w:rPr>
-        <w:t xml:space="preserve"> </w:t>
-      </w:r>
-      <w:r>
-        <w:rPr>
-          <w:rFonts w:ascii="Arial" w:eastAsia="Arial Unicode MS" w:hAnsi="Arial" w:cs="Arial"/>
-          <w:sz w:val="20"/>
-          <w:szCs w:val="20"/>
-        </w:rPr>
         <w:t xml:space="preserve">un Subsidio Habitacional Directo, financiado con recursos provenientes de la Donación no reembolsable de la República de China – Taiwán, correspondiente al Proyecto Che </w:t>
       </w:r>
       <w:proofErr w:type="spellStart"/>
@@ -252,7 +254,23 @@
           <w:sz w:val="20"/>
           <w:szCs w:val="20"/>
         </w:rPr>
-        <w:t>Tapy’i</w:t>
+        <w:t>Tap</w:t>
+      </w:r>
+      <w:r>
+        <w:rPr>
+          <w:rFonts w:ascii="Arial" w:eastAsia="Arial Unicode MS" w:hAnsi="Arial" w:cs="Arial"/>
+          <w:sz w:val="20"/>
+          <w:szCs w:val="20"/>
+        </w:rPr>
+        <w:t>ý</w:t>
+      </w:r>
+      <w:r>
+        <w:rPr>
+          <w:rFonts w:ascii="Arial" w:eastAsia="Arial Unicode MS" w:hAnsi="Arial" w:cs="Arial"/>
+          <w:sz w:val="20"/>
+          <w:szCs w:val="20"/>
+        </w:rPr>
+        <w:t>i</w:t>
       </w:r>
       <w:proofErr w:type="spellEnd"/>
       <w:r>
@@ -1372,8 +1390,6 @@
       </w:rPr>
       <w:t xml:space="preserve"> 300 de fecha 12/02/2019</w:t>
     </w:r>
-    <w:bookmarkStart w:id="0" w:name="_GoBack"/>
-    <w:bookmarkEnd w:id="0"/>
   </w:p>
   <w:p>
     <w:pPr>

--- a/storage/chetapyi/template/potemplate.docx
+++ b/storage/chetapyi/template/potemplate.docx
@@ -16,8 +16,6 @@
           <w:szCs w:val="20"/>
         </w:rPr>
       </w:pPr>
-      <w:bookmarkStart w:id="0" w:name="_GoBack"/>
-      <w:bookmarkEnd w:id="0"/>
     </w:p>
     <w:p>
       <w:pPr>
@@ -262,8 +260,10 @@
           <w:sz w:val="20"/>
           <w:szCs w:val="20"/>
         </w:rPr>
-        <w:t>ý</w:t>
-      </w:r>
+        <w:t>y</w:t>
+      </w:r>
+      <w:bookmarkStart w:id="0" w:name="_GoBack"/>
+      <w:bookmarkEnd w:id="0"/>
       <w:r>
         <w:rPr>
           <w:rFonts w:ascii="Arial" w:eastAsia="Arial Unicode MS" w:hAnsi="Arial" w:cs="Arial"/>
@@ -363,16 +363,7 @@
           <w:sz w:val="20"/>
           <w:szCs w:val="20"/>
         </w:rPr>
-        <w:t xml:space="preserve">equivalente </w:t>
-      </w:r>
-      <w:proofErr w:type="gramStart"/>
-      <w:r>
-        <w:rPr>
-          <w:rFonts w:ascii="Arial" w:eastAsia="Arial Unicode MS" w:hAnsi="Arial" w:cs="Arial"/>
-          <w:sz w:val="20"/>
-          <w:szCs w:val="20"/>
-        </w:rPr>
-        <w:t>a</w:t>
+        <w:t>equivalente a</w:t>
       </w:r>
       <w:r>
         <w:rPr>
@@ -389,17 +380,7 @@
           <w:sz w:val="20"/>
           <w:szCs w:val="20"/>
         </w:rPr>
-        <w:t>$</w:t>
-      </w:r>
-      <w:proofErr w:type="gramEnd"/>
-      <w:r>
-        <w:rPr>
-          <w:rFonts w:ascii="Arial" w:eastAsia="Arial Unicode MS" w:hAnsi="Arial" w:cs="Arial"/>
-          <w:b/>
-          <w:sz w:val="20"/>
-          <w:szCs w:val="20"/>
-        </w:rPr>
-        <w:t>{CAMPO22}</w:t>
+        <w:t>${CAMPO22}</w:t>
       </w:r>
       <w:r>
         <w:rPr>
@@ -1303,12 +1284,8 @@
       </w:r>
     </w:p>
     <w:sectPr>
-      <w:headerReference w:type="even" r:id="rId7"/>
-      <w:headerReference w:type="default" r:id="rId8"/>
-      <w:footerReference w:type="even" r:id="rId9"/>
-      <w:footerReference w:type="default" r:id="rId10"/>
-      <w:headerReference w:type="first" r:id="rId11"/>
-      <w:footerReference w:type="first" r:id="rId12"/>
+      <w:headerReference w:type="default" r:id="rId7"/>
+      <w:footerReference w:type="default" r:id="rId8"/>
       <w:pgSz w:w="12242" w:h="18722" w:code="14"/>
       <w:pgMar w:top="1418" w:right="1701" w:bottom="1418" w:left="1701" w:header="709" w:footer="567" w:gutter="0"/>
       <w:cols w:space="708"/>
@@ -1348,16 +1325,6 @@
   <w:p>
     <w:pPr>
       <w:pStyle w:val="Piedepgina"/>
-    </w:pPr>
-  </w:p>
-</w:ftr>
-</file>
-
-<file path=word/footer2.xml><?xml version="1.0" encoding="utf-8"?>
-<w:ftr xmlns:wpc="http://schemas.microsoft.com/office/word/2010/wordprocessingCanvas" xmlns:cx="http://schemas.microsoft.com/office/drawing/2014/chartex" xmlns:cx1="http://schemas.microsoft.com/office/drawing/2015/9/8/chartex" xmlns:cx2="http://schemas.microsoft.com/office/drawing/2015/10/21/chartex" xmlns:cx3="http://schemas.microsoft.com/office/drawing/2016/5/9/chartex" xmlns:cx4="http://schemas.microsoft.com/office/drawing/2016/5/10/chartex" xmlns:cx5="http://schemas.microsoft.com/office/drawing/2016/5/11/chartex" xmlns:cx6="http://schemas.microsoft.com/office/drawing/2016/5/12/chartex" xmlns:cx7="http://schemas.microsoft.com/office/drawing/2016/5/13/chartex" xmlns:cx8="http://schemas.microsoft.com/office/drawing/2016/5/14/chartex" xmlns:mc="http://schemas.openxmlformats.org/markup-compatibility/2006" xmlns:aink="http://schemas.microsoft.com/office/drawing/2016/ink" xmlns:am3d="http://schemas.microsoft.com/office/drawing/2017/model3d" xmlns:o="urn:schemas-microsoft-com:office:office" xmlns:r="http://schemas.openxmlformats.org/officeDocument/2006/relationships" xmlns:m="http://schemas.openxmlformats.org/officeDocument/2006/math" xmlns:v="urn:schemas-microsoft-com:vml" xmlns:wp14="http://schemas.microsoft.com/office/word/2010/wordprocessingDrawing" xmlns:wp="http://schemas.openxmlformats.org/drawingml/2006/wordprocessingDrawing" xmlns:w10="urn:schemas-microsoft-com:office:word" xmlns:w="http://schemas.openxmlformats.org/wordprocessingml/2006/main" xmlns:w14="http://schemas.microsoft.com/office/word/2010/wordml" xmlns:w15="http://schemas.microsoft.com/office/word/2012/wordml" xmlns:w16cid="http://schemas.microsoft.com/office/word/2016/wordml/cid" xmlns:w16se="http://schemas.microsoft.com/office/word/2015/wordml/symex" xmlns:wpg="http://schemas.microsoft.com/office/word/2010/wordprocessingGroup" xmlns:wpi="http://schemas.microsoft.com/office/word/2010/wordprocessingInk" xmlns:wne="http://schemas.microsoft.com/office/word/2006/wordml" xmlns:wps="http://schemas.microsoft.com/office/word/2010/wordprocessingShape" mc:Ignorable="w14 w15 w16se w16cid wp14">
-  <w:p>
-    <w:pPr>
-      <w:pStyle w:val="Piedepgina"/>
       <w:rPr>
         <w:rFonts w:ascii="Times New Roman" w:hAnsi="Times New Roman" w:cs="Times New Roman"/>
         <w:sz w:val="18"/>
@@ -1391,16 +1358,6 @@
       <w:t xml:space="preserve"> 300 de fecha 12/02/2019</w:t>
     </w:r>
   </w:p>
-  <w:p>
-    <w:pPr>
-      <w:pStyle w:val="Piedepgina"/>
-    </w:pPr>
-  </w:p>
-</w:ftr>
-</file>
-
-<file path=word/footer3.xml><?xml version="1.0" encoding="utf-8"?>
-<w:ftr xmlns:wpc="http://schemas.microsoft.com/office/word/2010/wordprocessingCanvas" xmlns:cx="http://schemas.microsoft.com/office/drawing/2014/chartex" xmlns:cx1="http://schemas.microsoft.com/office/drawing/2015/9/8/chartex" xmlns:cx2="http://schemas.microsoft.com/office/drawing/2015/10/21/chartex" xmlns:cx3="http://schemas.microsoft.com/office/drawing/2016/5/9/chartex" xmlns:cx4="http://schemas.microsoft.com/office/drawing/2016/5/10/chartex" xmlns:cx5="http://schemas.microsoft.com/office/drawing/2016/5/11/chartex" xmlns:cx6="http://schemas.microsoft.com/office/drawing/2016/5/12/chartex" xmlns:cx7="http://schemas.microsoft.com/office/drawing/2016/5/13/chartex" xmlns:cx8="http://schemas.microsoft.com/office/drawing/2016/5/14/chartex" xmlns:mc="http://schemas.openxmlformats.org/markup-compatibility/2006" xmlns:aink="http://schemas.microsoft.com/office/drawing/2016/ink" xmlns:am3d="http://schemas.microsoft.com/office/drawing/2017/model3d" xmlns:o="urn:schemas-microsoft-com:office:office" xmlns:r="http://schemas.openxmlformats.org/officeDocument/2006/relationships" xmlns:m="http://schemas.openxmlformats.org/officeDocument/2006/math" xmlns:v="urn:schemas-microsoft-com:vml" xmlns:wp14="http://schemas.microsoft.com/office/word/2010/wordprocessingDrawing" xmlns:wp="http://schemas.openxmlformats.org/drawingml/2006/wordprocessingDrawing" xmlns:w10="urn:schemas-microsoft-com:office:word" xmlns:w="http://schemas.openxmlformats.org/wordprocessingml/2006/main" xmlns:w14="http://schemas.microsoft.com/office/word/2010/wordml" xmlns:w15="http://schemas.microsoft.com/office/word/2012/wordml" xmlns:w16cid="http://schemas.microsoft.com/office/word/2016/wordml/cid" xmlns:w16se="http://schemas.microsoft.com/office/word/2015/wordml/symex" xmlns:wpg="http://schemas.microsoft.com/office/word/2010/wordprocessingGroup" xmlns:wpi="http://schemas.microsoft.com/office/word/2010/wordprocessingInk" xmlns:wne="http://schemas.microsoft.com/office/word/2006/wordml" xmlns:wps="http://schemas.microsoft.com/office/word/2010/wordprocessingShape" mc:Ignorable="w14 w15 w16se w16cid wp14">
   <w:p>
     <w:pPr>
       <w:pStyle w:val="Piedepgina"/>
@@ -1435,16 +1392,6 @@
 </file>
 
 <file path=word/header1.xml><?xml version="1.0" encoding="utf-8"?>
-<w:hdr xmlns:wpc="http://schemas.microsoft.com/office/word/2010/wordprocessingCanvas" xmlns:cx="http://schemas.microsoft.com/office/drawing/2014/chartex" xmlns:cx1="http://schemas.microsoft.com/office/drawing/2015/9/8/chartex" xmlns:cx2="http://schemas.microsoft.com/office/drawing/2015/10/21/chartex" xmlns:cx3="http://schemas.microsoft.com/office/drawing/2016/5/9/chartex" xmlns:cx4="http://schemas.microsoft.com/office/drawing/2016/5/10/chartex" xmlns:cx5="http://schemas.microsoft.com/office/drawing/2016/5/11/chartex" xmlns:cx6="http://schemas.microsoft.com/office/drawing/2016/5/12/chartex" xmlns:cx7="http://schemas.microsoft.com/office/drawing/2016/5/13/chartex" xmlns:cx8="http://schemas.microsoft.com/office/drawing/2016/5/14/chartex" xmlns:mc="http://schemas.openxmlformats.org/markup-compatibility/2006" xmlns:aink="http://schemas.microsoft.com/office/drawing/2016/ink" xmlns:am3d="http://schemas.microsoft.com/office/drawing/2017/model3d" xmlns:o="urn:schemas-microsoft-com:office:office" xmlns:r="http://schemas.openxmlformats.org/officeDocument/2006/relationships" xmlns:m="http://schemas.openxmlformats.org/officeDocument/2006/math" xmlns:v="urn:schemas-microsoft-com:vml" xmlns:wp14="http://schemas.microsoft.com/office/word/2010/wordprocessingDrawing" xmlns:wp="http://schemas.openxmlformats.org/drawingml/2006/wordprocessingDrawing" xmlns:w10="urn:schemas-microsoft-com:office:word" xmlns:w="http://schemas.openxmlformats.org/wordprocessingml/2006/main" xmlns:w14="http://schemas.microsoft.com/office/word/2010/wordml" xmlns:w15="http://schemas.microsoft.com/office/word/2012/wordml" xmlns:w16cid="http://schemas.microsoft.com/office/word/2016/wordml/cid" xmlns:w16se="http://schemas.microsoft.com/office/word/2015/wordml/symex" xmlns:wpg="http://schemas.microsoft.com/office/word/2010/wordprocessingGroup" xmlns:wpi="http://schemas.microsoft.com/office/word/2010/wordprocessingInk" xmlns:wne="http://schemas.microsoft.com/office/word/2006/wordml" xmlns:wps="http://schemas.microsoft.com/office/word/2010/wordprocessingShape" mc:Ignorable="w14 w15 w16se w16cid wp14">
-  <w:p>
-    <w:pPr>
-      <w:pStyle w:val="Encabezado"/>
-    </w:pPr>
-  </w:p>
-</w:hdr>
-</file>
-
-<file path=word/header2.xml><?xml version="1.0" encoding="utf-8"?>
 <w:hdr xmlns:wpc="http://schemas.microsoft.com/office/word/2010/wordprocessingCanvas" xmlns:cx="http://schemas.microsoft.com/office/drawing/2014/chartex" xmlns:cx1="http://schemas.microsoft.com/office/drawing/2015/9/8/chartex" xmlns:cx2="http://schemas.microsoft.com/office/drawing/2015/10/21/chartex" xmlns:cx3="http://schemas.microsoft.com/office/drawing/2016/5/9/chartex" xmlns:cx4="http://schemas.microsoft.com/office/drawing/2016/5/10/chartex" xmlns:cx5="http://schemas.microsoft.com/office/drawing/2016/5/11/chartex" xmlns:cx6="http://schemas.microsoft.com/office/drawing/2016/5/12/chartex" xmlns:cx7="http://schemas.microsoft.com/office/drawing/2016/5/13/chartex" xmlns:cx8="http://schemas.microsoft.com/office/drawing/2016/5/14/chartex" xmlns:mc="http://schemas.openxmlformats.org/markup-compatibility/2006" xmlns:aink="http://schemas.microsoft.com/office/drawing/2016/ink" xmlns:am3d="http://schemas.microsoft.com/office/drawing/2017/model3d" xmlns:o="urn:schemas-microsoft-com:office:office" xmlns:r="http://schemas.openxmlformats.org/officeDocument/2006/relationships" xmlns:m="http://schemas.openxmlformats.org/officeDocument/2006/math" xmlns:v="urn:schemas-microsoft-com:vml" xmlns:wp14="http://schemas.microsoft.com/office/word/2010/wordprocessingDrawing" xmlns:wp="http://schemas.openxmlformats.org/drawingml/2006/wordprocessingDrawing" xmlns:w10="urn:schemas-microsoft-com:office:word" xmlns:w="http://schemas.openxmlformats.org/wordprocessingml/2006/main" xmlns:w14="http://schemas.microsoft.com/office/word/2010/wordml" xmlns:w15="http://schemas.microsoft.com/office/word/2012/wordml" xmlns:w16cid="http://schemas.microsoft.com/office/word/2016/wordml/cid" xmlns:w16se="http://schemas.microsoft.com/office/word/2015/wordml/symex" xmlns:wpg="http://schemas.microsoft.com/office/word/2010/wordprocessingGroup" xmlns:wpi="http://schemas.microsoft.com/office/word/2010/wordprocessingInk" xmlns:wne="http://schemas.microsoft.com/office/word/2006/wordml" xmlns:wps="http://schemas.microsoft.com/office/word/2010/wordprocessingShape" mc:Ignorable="w14 w15 w16se w16cid wp14">
   <w:p>
     <w:pPr>
@@ -1665,7 +1612,27 @@
         <w:szCs w:val="24"/>
         <w:lang w:val="es-ES"/>
       </w:rPr>
-      <w:t>PROYECTO CHE TAPÝI</w:t>
+      <w:t>PROYECTO CHE TAP</w:t>
+    </w:r>
+    <w:r>
+      <w:rPr>
+        <w:rFonts w:ascii="Arial" w:hAnsi="Arial" w:cs="Arial"/>
+        <w:b/>
+        <w:sz w:val="24"/>
+        <w:szCs w:val="24"/>
+        <w:lang w:val="es-ES"/>
+      </w:rPr>
+      <w:t>Y</w:t>
+    </w:r>
+    <w:r>
+      <w:rPr>
+        <w:rFonts w:ascii="Arial" w:hAnsi="Arial" w:cs="Arial"/>
+        <w:b/>
+        <w:sz w:val="24"/>
+        <w:szCs w:val="24"/>
+        <w:lang w:val="es-ES"/>
+      </w:rPr>
+      <w:t>I</w:t>
     </w:r>
   </w:p>
   <w:p>
@@ -1809,16 +1776,6 @@
       <w:t>DE CHINA (TAIWÁN)</w:t>
     </w:r>
   </w:p>
-  <w:p>
-    <w:pPr>
-      <w:pStyle w:val="Encabezado"/>
-    </w:pPr>
-  </w:p>
-</w:hdr>
-</file>
-
-<file path=word/header3.xml><?xml version="1.0" encoding="utf-8"?>
-<w:hdr xmlns:wpc="http://schemas.microsoft.com/office/word/2010/wordprocessingCanvas" xmlns:cx="http://schemas.microsoft.com/office/drawing/2014/chartex" xmlns:cx1="http://schemas.microsoft.com/office/drawing/2015/9/8/chartex" xmlns:cx2="http://schemas.microsoft.com/office/drawing/2015/10/21/chartex" xmlns:cx3="http://schemas.microsoft.com/office/drawing/2016/5/9/chartex" xmlns:cx4="http://schemas.microsoft.com/office/drawing/2016/5/10/chartex" xmlns:cx5="http://schemas.microsoft.com/office/drawing/2016/5/11/chartex" xmlns:cx6="http://schemas.microsoft.com/office/drawing/2016/5/12/chartex" xmlns:cx7="http://schemas.microsoft.com/office/drawing/2016/5/13/chartex" xmlns:cx8="http://schemas.microsoft.com/office/drawing/2016/5/14/chartex" xmlns:mc="http://schemas.openxmlformats.org/markup-compatibility/2006" xmlns:aink="http://schemas.microsoft.com/office/drawing/2016/ink" xmlns:am3d="http://schemas.microsoft.com/office/drawing/2017/model3d" xmlns:o="urn:schemas-microsoft-com:office:office" xmlns:r="http://schemas.openxmlformats.org/officeDocument/2006/relationships" xmlns:m="http://schemas.openxmlformats.org/officeDocument/2006/math" xmlns:v="urn:schemas-microsoft-com:vml" xmlns:wp14="http://schemas.microsoft.com/office/word/2010/wordprocessingDrawing" xmlns:wp="http://schemas.openxmlformats.org/drawingml/2006/wordprocessingDrawing" xmlns:w10="urn:schemas-microsoft-com:office:word" xmlns:w="http://schemas.openxmlformats.org/wordprocessingml/2006/main" xmlns:w14="http://schemas.microsoft.com/office/word/2010/wordml" xmlns:w15="http://schemas.microsoft.com/office/word/2012/wordml" xmlns:w16cid="http://schemas.microsoft.com/office/word/2016/wordml/cid" xmlns:w16se="http://schemas.microsoft.com/office/word/2015/wordml/symex" xmlns:wpg="http://schemas.microsoft.com/office/word/2010/wordprocessingGroup" xmlns:wpi="http://schemas.microsoft.com/office/word/2010/wordprocessingInk" xmlns:wne="http://schemas.microsoft.com/office/word/2006/wordml" xmlns:wps="http://schemas.microsoft.com/office/word/2010/wordprocessingShape" mc:Ignorable="w14 w15 w16se w16cid wp14">
   <w:p>
     <w:pPr>
       <w:pStyle w:val="Encabezado"/>

--- a/storage/chetapyi/template/potemplate.docx
+++ b/storage/chetapyi/template/potemplate.docx
@@ -262,8 +262,6 @@
         </w:rPr>
         <w:t>y</w:t>
       </w:r>
-      <w:bookmarkStart w:id="0" w:name="_GoBack"/>
-      <w:bookmarkEnd w:id="0"/>
       <w:r>
         <w:rPr>
           <w:rFonts w:ascii="Arial" w:eastAsia="Arial Unicode MS" w:hAnsi="Arial" w:cs="Arial"/>
@@ -519,6 +517,39 @@
         <w:rPr>
           <w:rFonts w:ascii="Arial" w:eastAsia="Times New Roman" w:hAnsi="Arial" w:cs="Arial"/>
           <w:b/>
+          <w:bCs/>
+          <w:sz w:val="20"/>
+          <w:szCs w:val="20"/>
+          <w:lang w:eastAsia="es-PY"/>
+        </w:rPr>
+        <w:t xml:space="preserve"> </w:t>
+      </w:r>
+      <w:r>
+        <w:rPr>
+          <w:rFonts w:ascii="Arial" w:eastAsia="Times New Roman" w:hAnsi="Arial" w:cs="Arial"/>
+          <w:b/>
+          <w:bCs/>
+          <w:sz w:val="20"/>
+          <w:szCs w:val="20"/>
+          <w:lang w:eastAsia="es-PY"/>
+        </w:rPr>
+        <w:t>-</w:t>
+      </w:r>
+      <w:r>
+        <w:rPr>
+          <w:rFonts w:ascii="Arial" w:eastAsia="Times New Roman" w:hAnsi="Arial" w:cs="Arial"/>
+          <w:b/>
+          <w:bCs/>
+          <w:sz w:val="20"/>
+          <w:szCs w:val="20"/>
+          <w:lang w:eastAsia="es-PY"/>
+        </w:rPr>
+        <w:t xml:space="preserve"> UNIDAD SANITARIA BASICA</w:t>
+      </w:r>
+      <w:r>
+        <w:rPr>
+          <w:rFonts w:ascii="Arial" w:eastAsia="Times New Roman" w:hAnsi="Arial" w:cs="Arial"/>
+          <w:b/>
           <w:sz w:val="20"/>
           <w:szCs w:val="20"/>
         </w:rPr>
@@ -900,24 +931,57 @@
           <w:sz w:val="20"/>
           <w:szCs w:val="20"/>
         </w:rPr>
-        <w:t xml:space="preserve">con Equipamiento Comunitario, con los siguientes componentes: Centro Comunitario, </w:t>
-      </w:r>
-      <w:r>
-        <w:rPr>
-          <w:rFonts w:ascii="Arial" w:eastAsia="Arial Unicode MS" w:hAnsi="Arial" w:cs="Arial"/>
-          <w:iCs/>
-          <w:sz w:val="20"/>
-          <w:szCs w:val="20"/>
-        </w:rPr>
-        <w:t>Consultorio Ambulatorio</w:t>
-      </w:r>
-      <w:r>
-        <w:rPr>
-          <w:rFonts w:ascii="Arial" w:eastAsia="Arial Unicode MS" w:hAnsi="Arial" w:cs="Arial"/>
-          <w:sz w:val="20"/>
-          <w:szCs w:val="20"/>
-        </w:rPr>
-        <w:t xml:space="preserve"> y un Plan de Habilitación Social.</w:t>
+        <w:t xml:space="preserve">con </w:t>
+      </w:r>
+      <w:r>
+        <w:rPr>
+          <w:rFonts w:ascii="Arial" w:eastAsia="Arial Unicode MS" w:hAnsi="Arial" w:cs="Arial"/>
+          <w:sz w:val="20"/>
+          <w:szCs w:val="20"/>
+        </w:rPr>
+        <w:t>P</w:t>
+      </w:r>
+      <w:r>
+        <w:rPr>
+          <w:rFonts w:ascii="Arial" w:eastAsia="Arial Unicode MS" w:hAnsi="Arial" w:cs="Arial"/>
+          <w:sz w:val="20"/>
+          <w:szCs w:val="20"/>
+        </w:rPr>
+        <w:t xml:space="preserve">lan de </w:t>
+      </w:r>
+      <w:r>
+        <w:rPr>
+          <w:rFonts w:ascii="Arial" w:eastAsia="Arial Unicode MS" w:hAnsi="Arial" w:cs="Arial"/>
+          <w:sz w:val="20"/>
+          <w:szCs w:val="20"/>
+        </w:rPr>
+        <w:t>H</w:t>
+      </w:r>
+      <w:r>
+        <w:rPr>
+          <w:rFonts w:ascii="Arial" w:eastAsia="Arial Unicode MS" w:hAnsi="Arial" w:cs="Arial"/>
+          <w:sz w:val="20"/>
+          <w:szCs w:val="20"/>
+        </w:rPr>
+        <w:t xml:space="preserve">abilitación </w:t>
+      </w:r>
+      <w:r>
+        <w:rPr>
+          <w:rFonts w:ascii="Arial" w:eastAsia="Arial Unicode MS" w:hAnsi="Arial" w:cs="Arial"/>
+          <w:sz w:val="20"/>
+          <w:szCs w:val="20"/>
+        </w:rPr>
+        <w:t>S</w:t>
+      </w:r>
+      <w:bookmarkStart w:id="0" w:name="_GoBack"/>
+      <w:bookmarkEnd w:id="0"/>
+      <w:r>
+        <w:rPr>
+          <w:rFonts w:ascii="Arial" w:eastAsia="Arial Unicode MS" w:hAnsi="Arial" w:cs="Arial"/>
+          <w:sz w:val="20"/>
+          <w:szCs w:val="20"/>
+        </w:rPr>
+        <w:t>ocial.</w:t>
       </w:r>
     </w:p>
     <w:p>
@@ -955,7 +1019,15 @@
           <w:sz w:val="20"/>
           <w:szCs w:val="20"/>
         </w:rPr>
-        <w:t xml:space="preserve">El beneficiario del Subsidio, se obliga a habitar el inmueble, por lo </w:t>
+        <w:t>El beneficiario del Subsidio, se obliga a habitar el inmueble, por lo</w:t>
+      </w:r>
+      <w:r>
+        <w:rPr>
+          <w:rFonts w:ascii="Arial" w:eastAsia="Arial Unicode MS" w:hAnsi="Arial" w:cs="Arial"/>
+          <w:sz w:val="20"/>
+          <w:szCs w:val="20"/>
+        </w:rPr>
+        <w:t xml:space="preserve"> </w:t>
       </w:r>
       <w:proofErr w:type="gramStart"/>
       <w:r>
@@ -973,25 +1045,15 @@
           <w:sz w:val="20"/>
           <w:szCs w:val="20"/>
         </w:rPr>
-        <w:t xml:space="preserve"> no podrá por el término de diez (10) años, enajenar, hipotecar, arrendar o ceder en uso y goce el bien inmueble objeto de este subsidio. En caso </w:t>
-      </w:r>
-      <w:proofErr w:type="gramStart"/>
-      <w:r>
-        <w:rPr>
-          <w:rFonts w:ascii="Arial" w:eastAsia="Arial Unicode MS" w:hAnsi="Arial" w:cs="Arial"/>
-          <w:sz w:val="20"/>
-          <w:szCs w:val="20"/>
-        </w:rPr>
-        <w:t>de  incumplimiento</w:t>
-      </w:r>
-      <w:proofErr w:type="gramEnd"/>
-      <w:r>
-        <w:rPr>
-          <w:rFonts w:ascii="Arial" w:eastAsia="Arial Unicode MS" w:hAnsi="Arial" w:cs="Arial"/>
-          <w:sz w:val="20"/>
-          <w:szCs w:val="20"/>
-        </w:rPr>
-        <w:t xml:space="preserve">, el mismo deberá devolver íntegramente el importe del subsidio habitacional, actualizado a la Unidad de Salario Mínimo legal vigente. </w:t>
+        <w:t xml:space="preserve"> </w:t>
+      </w:r>
+      <w:r>
+        <w:rPr>
+          <w:rFonts w:ascii="Arial" w:eastAsia="Arial Unicode MS" w:hAnsi="Arial" w:cs="Arial"/>
+          <w:sz w:val="20"/>
+          <w:szCs w:val="20"/>
+        </w:rPr>
+        <w:t xml:space="preserve">no podrá por el término de diez (10) años, enajenar, hipotecar, arrendar o ceder en uso y goce el bien inmueble objeto de este subsidio. En caso de incumplimiento, el mismo deberá devolver íntegramente el importe del subsidio habitacional, actualizado a la Unidad de Salario Mínimo legal vigente. </w:t>
       </w:r>
     </w:p>
     <w:p>
